--- a/02_Assignments/hw2_orca/03_report_word/HW2_Ex5_magnetic_exchange_BSDFT.docx
+++ b/02_Assignments/hw2_orca/03_report_word/HW2_Ex5_magnetic_exchange_BSDFT.docx
@@ -12,7 +12,7 @@
     </w:p>
     <w:p>
       <w:r>
-        <w:t>The compound is a paddle-wheel dimer: four trifluoroacetate bridges between the two Cu(II) ions (Cu–Cu 2.73 Å) and one alkoxide-type O donor on each axial position; total charge −2 as given. Each Cu(II) is d</w:t>
+        <w:t>The compound is a paddle-wheel dimer with four trifluoroacetate bridges between the two Cu(II) ions (Cu–Cu 2.73 Å) and an alkoxide-type O donor in each axial position; the total charge is −2 as given. Each Cu(II) is d</w:t>
       </w:r>
       <w:r>
         <w:rPr>
@@ -21,7 +21,7 @@
         <w:t>9</w:t>
       </w:r>
       <w:r>
-        <w:t xml:space="preserve"> with S = 1/2. Keywords: ! UKS B3LYP &lt;basis&gt; &lt;auxiliary basis&gt; RIJCOSX TightSCF SlowConv with %scf BrokenSym 1,1 end and the coordinate line * xyzfile −2 3, i.e. the high-spin multiplicity. ORCA first converges the high-spin state (HS, both spins parallel), then flips the spin on one Cu and converges the broken-symmetry state (BS). The three runs differ only in the relativistic treatment: non-relativistic (def2-SVP, def2/J), DKH (DKH-def2-SVP, SARC/J) and ZORA (ZORA-def2-SVP, SARC/J); the functional and the basis-set size are the same in all three, so the table isolates the relativistic effect. The assignment does not prescribe the non-relativistic level, so B3LYP/def2-SVP was chosen to match the other two.</w:t>
+        <w:t xml:space="preserve"> with S = 1/2. Keywords: ! UKS B3LYP &lt;basis&gt; &lt;auxiliary basis&gt; RIJCOSX TightSCF SlowConv, with %scf BrokenSym 1,1 end and the coordinate line * xyzfile −2 3 (high-spin triplet). ORCA first converges the high-spin state (HS, both spins parallel), then flips the spin on one Cu and converges the broken-symmetry state (BS). The three runs differ only in the relativistic treatment: non-relativistic (def2-SVP, def2/J), DKH (DKH-def2-SVP, SARC/J) and ZORA (ZORA-def2-SVP, SARC/J). The assignment does not specify the non-relativistic level, so B3LYP/def2-SVP was used to keep the functional and basis-set size the same in all three.</w:t>
       </w:r>
     </w:p>
     <w:p>
@@ -42,7 +42,7 @@
           <w:i/>
           <w:sz w:val="18"/>
         </w:rPr>
-        <w:t>Table 1. Total energies of the high-spin and broken-symmetry states, their spin expectation values and the exchange coupling constants in cm</w:t>
+        <w:t>Table 1. Total energies of the high-spin and broken-symmetry states, ⟨S²⟩ values and exchange coupling constants J in cm</w:t>
       </w:r>
       <w:r>
         <w:rPr>
@@ -87,7 +87,7 @@
           <w:i/>
           <w:sz w:val="18"/>
         </w:rPr>
-        <w:t>, so J &lt; 0 means antiferromagnetic coupling. J(1) is the Ginsberg–Noodleman expression, J(2) the Bencini–Gatteschi one and J(3) the Yamaguchi expression J = (E</w:t>
+        <w:t>, so J &lt; 0 means antiferromagnetic coupling. J(1): Ginsberg–Noodleman, J(2): Bencini–Gatteschi, J(3): Yamaguchi, J = (E</w:t>
       </w:r>
       <w:r>
         <w:rPr>
@@ -147,7 +147,7 @@
           <w:i/>
           <w:sz w:val="18"/>
         </w:rPr>
-        <w:t>). The last three rows repeat the calculations with a finer integration grid (DefGrid3) and VeryTightSCF.</w:t>
+        <w:t>).</w:t>
       </w:r>
     </w:p>
     <w:tbl>
@@ -808,447 +808,6 @@
           </w:p>
         </w:tc>
       </w:tr>
-      <w:tr>
-        <w:trPr>
-          <w:cantSplit/>
-        </w:trPr>
-        <w:tc>
-          <w:tcPr>
-            <w:tcW w:type="dxa" w:w="1531"/>
-          </w:tcPr>
-          <w:p>
-            <w:r>
-              <w:rPr>
-                <w:b/>
-                <w:sz w:val="17"/>
-              </w:rPr>
-              <w:t>non-relativistic, tight grid</w:t>
-            </w:r>
-          </w:p>
-        </w:tc>
-        <w:tc>
-          <w:tcPr>
-            <w:tcW w:type="dxa" w:w="1304"/>
-          </w:tcPr>
-          <w:p>
-            <w:pPr>
-              <w:jc w:val="center"/>
-            </w:pPr>
-            <w:r>
-              <w:rPr>
-                <w:sz w:val="17"/>
-              </w:rPr>
-              <w:t>−6076.975278</w:t>
-            </w:r>
-          </w:p>
-        </w:tc>
-        <w:tc>
-          <w:tcPr>
-            <w:tcW w:type="dxa" w:w="1304"/>
-          </w:tcPr>
-          <w:p>
-            <w:pPr>
-              <w:jc w:val="center"/>
-            </w:pPr>
-            <w:r>
-              <w:rPr>
-                <w:sz w:val="17"/>
-              </w:rPr>
-              <w:t>−6076.975105</w:t>
-            </w:r>
-          </w:p>
-        </w:tc>
-        <w:tc>
-          <w:tcPr>
-            <w:tcW w:type="dxa" w:w="794"/>
-          </w:tcPr>
-          <w:p>
-            <w:pPr>
-              <w:jc w:val="center"/>
-            </w:pPr>
-            <w:r>
-              <w:rPr>
-                <w:sz w:val="17"/>
-              </w:rPr>
-              <w:t>2.0050</w:t>
-            </w:r>
-          </w:p>
-        </w:tc>
-        <w:tc>
-          <w:tcPr>
-            <w:tcW w:type="dxa" w:w="794"/>
-          </w:tcPr>
-          <w:p>
-            <w:pPr>
-              <w:jc w:val="center"/>
-            </w:pPr>
-            <w:r>
-              <w:rPr>
-                <w:sz w:val="17"/>
-              </w:rPr>
-              <w:t>1.0006</w:t>
-            </w:r>
-          </w:p>
-        </w:tc>
-        <w:tc>
-          <w:tcPr>
-            <w:tcW w:type="dxa" w:w="1077"/>
-          </w:tcPr>
-          <w:p>
-            <w:pPr>
-              <w:jc w:val="center"/>
-            </w:pPr>
-            <w:r>
-              <w:rPr>
-                <w:sz w:val="17"/>
-              </w:rPr>
-              <w:t>−37.9</w:t>
-            </w:r>
-          </w:p>
-        </w:tc>
-        <w:tc>
-          <w:tcPr>
-            <w:tcW w:type="dxa" w:w="652"/>
-          </w:tcPr>
-          <w:p>
-            <w:pPr>
-              <w:jc w:val="center"/>
-            </w:pPr>
-            <w:r>
-              <w:rPr>
-                <w:sz w:val="17"/>
-              </w:rPr>
-              <w:t>+37.9</w:t>
-            </w:r>
-          </w:p>
-        </w:tc>
-        <w:tc>
-          <w:tcPr>
-            <w:tcW w:type="dxa" w:w="652"/>
-          </w:tcPr>
-          <w:p>
-            <w:pPr>
-              <w:jc w:val="center"/>
-            </w:pPr>
-            <w:r>
-              <w:rPr>
-                <w:sz w:val="17"/>
-              </w:rPr>
-              <w:t>+19.0</w:t>
-            </w:r>
-          </w:p>
-        </w:tc>
-        <w:tc>
-          <w:tcPr>
-            <w:tcW w:type="dxa" w:w="652"/>
-          </w:tcPr>
-          <w:p>
-            <w:pPr>
-              <w:jc w:val="center"/>
-            </w:pPr>
-            <w:r>
-              <w:rPr>
-                <w:sz w:val="17"/>
-              </w:rPr>
-              <w:t>+37.8</w:t>
-            </w:r>
-          </w:p>
-        </w:tc>
-      </w:tr>
-      <w:tr>
-        <w:trPr>
-          <w:cantSplit/>
-        </w:trPr>
-        <w:tc>
-          <w:tcPr>
-            <w:tcW w:type="dxa" w:w="1531"/>
-          </w:tcPr>
-          <w:p>
-            <w:r>
-              <w:rPr>
-                <w:b/>
-                <w:sz w:val="17"/>
-              </w:rPr>
-              <w:t>DKH, tight grid</w:t>
-            </w:r>
-          </w:p>
-        </w:tc>
-        <w:tc>
-          <w:tcPr>
-            <w:tcW w:type="dxa" w:w="1304"/>
-          </w:tcPr>
-          <w:p>
-            <w:pPr>
-              <w:jc w:val="center"/>
-            </w:pPr>
-            <w:r>
-              <w:rPr>
-                <w:sz w:val="17"/>
-              </w:rPr>
-              <w:t>−6107.249520</w:t>
-            </w:r>
-          </w:p>
-        </w:tc>
-        <w:tc>
-          <w:tcPr>
-            <w:tcW w:type="dxa" w:w="1304"/>
-          </w:tcPr>
-          <w:p>
-            <w:pPr>
-              <w:jc w:val="center"/>
-            </w:pPr>
-            <w:r>
-              <w:rPr>
-                <w:sz w:val="17"/>
-              </w:rPr>
-              <w:t>−6107.249620</w:t>
-            </w:r>
-          </w:p>
-        </w:tc>
-        <w:tc>
-          <w:tcPr>
-            <w:tcW w:type="dxa" w:w="794"/>
-          </w:tcPr>
-          <w:p>
-            <w:pPr>
-              <w:jc w:val="center"/>
-            </w:pPr>
-            <w:r>
-              <w:rPr>
-                <w:sz w:val="17"/>
-              </w:rPr>
-              <w:t>2.0041</w:t>
-            </w:r>
-          </w:p>
-        </w:tc>
-        <w:tc>
-          <w:tcPr>
-            <w:tcW w:type="dxa" w:w="794"/>
-          </w:tcPr>
-          <w:p>
-            <w:pPr>
-              <w:jc w:val="center"/>
-            </w:pPr>
-            <w:r>
-              <w:rPr>
-                <w:sz w:val="17"/>
-              </w:rPr>
-              <w:t>0.9989</w:t>
-            </w:r>
-          </w:p>
-        </w:tc>
-        <w:tc>
-          <w:tcPr>
-            <w:tcW w:type="dxa" w:w="1077"/>
-          </w:tcPr>
-          <w:p>
-            <w:pPr>
-              <w:jc w:val="center"/>
-            </w:pPr>
-            <w:r>
-              <w:rPr>
-                <w:sz w:val="17"/>
-              </w:rPr>
-              <w:t>+21.9</w:t>
-            </w:r>
-          </w:p>
-        </w:tc>
-        <w:tc>
-          <w:tcPr>
-            <w:tcW w:type="dxa" w:w="652"/>
-          </w:tcPr>
-          <w:p>
-            <w:pPr>
-              <w:jc w:val="center"/>
-            </w:pPr>
-            <w:r>
-              <w:rPr>
-                <w:sz w:val="17"/>
-              </w:rPr>
-              <w:t>−21.9</w:t>
-            </w:r>
-          </w:p>
-        </w:tc>
-        <w:tc>
-          <w:tcPr>
-            <w:tcW w:type="dxa" w:w="652"/>
-          </w:tcPr>
-          <w:p>
-            <w:pPr>
-              <w:jc w:val="center"/>
-            </w:pPr>
-            <w:r>
-              <w:rPr>
-                <w:sz w:val="17"/>
-              </w:rPr>
-              <w:t>−10.9</w:t>
-            </w:r>
-          </w:p>
-        </w:tc>
-        <w:tc>
-          <w:tcPr>
-            <w:tcW w:type="dxa" w:w="652"/>
-          </w:tcPr>
-          <w:p>
-            <w:pPr>
-              <w:jc w:val="center"/>
-            </w:pPr>
-            <w:r>
-              <w:rPr>
-                <w:sz w:val="17"/>
-              </w:rPr>
-              <w:t>−21.8</w:t>
-            </w:r>
-          </w:p>
-        </w:tc>
-      </w:tr>
-      <w:tr>
-        <w:trPr>
-          <w:cantSplit/>
-        </w:trPr>
-        <w:tc>
-          <w:tcPr>
-            <w:tcW w:type="dxa" w:w="1531"/>
-          </w:tcPr>
-          <w:p>
-            <w:r>
-              <w:rPr>
-                <w:b/>
-                <w:sz w:val="17"/>
-              </w:rPr>
-              <w:t>ZORA, tight grid</w:t>
-            </w:r>
-          </w:p>
-        </w:tc>
-        <w:tc>
-          <w:tcPr>
-            <w:tcW w:type="dxa" w:w="1304"/>
-          </w:tcPr>
-          <w:p>
-            <w:pPr>
-              <w:jc w:val="center"/>
-            </w:pPr>
-            <w:r>
-              <w:rPr>
-                <w:sz w:val="17"/>
-              </w:rPr>
-              <w:t>−6122.765126</w:t>
-            </w:r>
-          </w:p>
-        </w:tc>
-        <w:tc>
-          <w:tcPr>
-            <w:tcW w:type="dxa" w:w="1304"/>
-          </w:tcPr>
-          <w:p>
-            <w:pPr>
-              <w:jc w:val="center"/>
-            </w:pPr>
-            <w:r>
-              <w:rPr>
-                <w:sz w:val="17"/>
-              </w:rPr>
-              <w:t>−6122.765371</w:t>
-            </w:r>
-          </w:p>
-        </w:tc>
-        <w:tc>
-          <w:tcPr>
-            <w:tcW w:type="dxa" w:w="794"/>
-          </w:tcPr>
-          <w:p>
-            <w:pPr>
-              <w:jc w:val="center"/>
-            </w:pPr>
-            <w:r>
-              <w:rPr>
-                <w:sz w:val="17"/>
-              </w:rPr>
-              <w:t>2.0038</w:t>
-            </w:r>
-          </w:p>
-        </w:tc>
-        <w:tc>
-          <w:tcPr>
-            <w:tcW w:type="dxa" w:w="794"/>
-          </w:tcPr>
-          <w:p>
-            <w:pPr>
-              <w:jc w:val="center"/>
-            </w:pPr>
-            <w:r>
-              <w:rPr>
-                <w:sz w:val="17"/>
-              </w:rPr>
-              <w:t>0.9976</w:t>
-            </w:r>
-          </w:p>
-        </w:tc>
-        <w:tc>
-          <w:tcPr>
-            <w:tcW w:type="dxa" w:w="1077"/>
-          </w:tcPr>
-          <w:p>
-            <w:pPr>
-              <w:jc w:val="center"/>
-            </w:pPr>
-            <w:r>
-              <w:rPr>
-                <w:sz w:val="17"/>
-              </w:rPr>
-              <w:t>+53.7</w:t>
-            </w:r>
-          </w:p>
-        </w:tc>
-        <w:tc>
-          <w:tcPr>
-            <w:tcW w:type="dxa" w:w="652"/>
-          </w:tcPr>
-          <w:p>
-            <w:pPr>
-              <w:jc w:val="center"/>
-            </w:pPr>
-            <w:r>
-              <w:rPr>
-                <w:sz w:val="17"/>
-              </w:rPr>
-              <w:t>−53.7</w:t>
-            </w:r>
-          </w:p>
-        </w:tc>
-        <w:tc>
-          <w:tcPr>
-            <w:tcW w:type="dxa" w:w="652"/>
-          </w:tcPr>
-          <w:p>
-            <w:pPr>
-              <w:jc w:val="center"/>
-            </w:pPr>
-            <w:r>
-              <w:rPr>
-                <w:sz w:val="17"/>
-              </w:rPr>
-              <w:t>−26.9</w:t>
-            </w:r>
-          </w:p>
-        </w:tc>
-        <w:tc>
-          <w:tcPr>
-            <w:tcW w:type="dxa" w:w="652"/>
-          </w:tcPr>
-          <w:p>
-            <w:pPr>
-              <w:jc w:val="center"/>
-            </w:pPr>
-            <w:r>
-              <w:rPr>
-                <w:sz w:val="17"/>
-              </w:rPr>
-              <w:t>−53.4</w:t>
-            </w:r>
-          </w:p>
-        </w:tc>
-      </w:tr>
     </w:tbl>
     <w:p>
       <w:pPr>
@@ -1257,7 +816,7 @@
     </w:p>
     <w:p>
       <w:r>
-        <w:t>The broken-symmetry states are the intended ones: the Mulliken spin populations on the two Cu atoms are +0.63 and −0.63 (non-relativistic; +0.72 / −0.72 with ZORA), and ⟨S²⟩</w:t>
+        <w:t>The broken-symmetry states are the intended ones. The Mulliken spin populations on the two Cu atoms are +0.63 and −0.63 (non-relativistic; +0.72 / −0.72 with ZORA), and ⟨S²⟩</w:t>
       </w:r>
       <w:r>
         <w:rPr>
@@ -1266,7 +825,7 @@
         <w:t>BS</w:t>
       </w:r>
       <w:r>
-        <w:t xml:space="preserve"> ≈ 1.0 against ⟨S²⟩</w:t>
+        <w:t xml:space="preserve"> ≈ 1.0 compared with ⟨S²⟩</w:t>
       </w:r>
       <w:r>
         <w:rPr>
@@ -1275,7 +834,7 @@
         <w:t>HS</w:t>
       </w:r>
       <w:r>
-        <w:t xml:space="preserve"> ≈ 2.0, which is what two localised, antiparallel S = 1/2 centres give.</w:t>
+        <w:t xml:space="preserve"> ≈ 2.0, as expected for two localised S = 1/2 centres with opposite spins.</w:t>
       </w:r>
     </w:p>
     <w:p>
@@ -1288,13 +847,7 @@
     </w:p>
     <w:p>
       <w:r>
-        <w:rPr>
-          <w:b/>
-        </w:rPr>
-        <w:t xml:space="preserve">The relativistic correction to the total energy is enormous, and irrelevant for J. </w:t>
-      </w:r>
-      <w:r>
-        <w:t>DKH lowers the total energy by 30.3 E</w:t>
+        <w:t>The relativistic treatment lowers the total energy by 30.3 E</w:t>
       </w:r>
       <w:r>
         <w:rPr>
@@ -1303,7 +856,7 @@
         <w:t>h</w:t>
       </w:r>
       <w:r>
-        <w:t xml:space="preserve"> and ZORA by 45.8 E</w:t>
+        <w:t xml:space="preserve"> (DKH) and 45.8 E</w:t>
       </w:r>
       <w:r>
         <w:rPr>
@@ -1312,7 +865,12 @@
         <w:t>h</w:t>
       </w:r>
       <w:r>
-        <w:t xml:space="preserve"> (6.6 and 10.0 million cm</w:t>
+        <w:t xml:space="preserve"> (ZORA). Almost all of this comes from the contraction of the Cu 1s–2p core shells, which is the same in both spin states and cancels in E(HS) − E(BS). The absolute energies of different relativistic Hamiltonians cannot be compared with each other; only energy differences within one Hamiltonian are meaningful.</w:t>
+      </w:r>
+    </w:p>
+    <w:p>
+      <w:r>
+        <w:t>J comes from a very small energy difference: E(HS) − E(BS) is only 22–54 cm</w:t>
       </w:r>
       <w:r>
         <w:rPr>
@@ -1321,27 +879,7 @@
         <w:t>−1</w:t>
       </w:r>
       <w:r>
-        <w:t>). This is almost entirely the contraction and stabilisation of the Cu 1s–2p core shells, which is the same in both spin states and therefore cancels in E(HS) − E(BS). The two relativistic Hamiltonians are also not on the same absolute scale, so only differences within one Hamiltonian are meaningful.</w:t>
-      </w:r>
-    </w:p>
-    <w:p>
-      <w:r>
-        <w:rPr>
-          <w:b/>
-        </w:rPr>
-        <w:t xml:space="preserve">J itself comes from a tiny energy difference. </w:t>
-      </w:r>
-      <w:r>
-        <w:t>E(HS) − E(BS) is only 22–54 cm</w:t>
-      </w:r>
-      <w:r>
-        <w:rPr>
-          <w:vertAlign w:val="superscript"/>
-        </w:rPr>
-        <w:t>−1</w:t>
-      </w:r>
-      <w:r>
-        <w:t>, i.e. about 244×10</w:t>
+        <w:t>, about 244×10</w:t>
       </w:r>
       <w:r>
         <w:rPr>
@@ -1359,18 +897,7 @@
         <w:t>h</w:t>
       </w:r>
       <w:r>
-        <w:t>: 7 orders of magnitude smaller than the total energy and 5 orders smaller than the relativistic correction.</w:t>
-      </w:r>
-    </w:p>
-    <w:p>
-      <w:r>
-        <w:rPr>
-          <w:b/>
-        </w:rPr>
-        <w:t xml:space="preserve">The three formulas differ by factors, not by physics. </w:t>
-      </w:r>
-      <w:r>
-        <w:t>J(1) and J(3) agree closely because ⟨S²⟩</w:t>
+        <w:t>, which is 7 orders of magnitude smaller than the total energy and 5 orders smaller than the relativistic energy shift. J(1) and J(3) are nearly equal because ⟨S²⟩</w:t>
       </w:r>
       <w:r>
         <w:rPr>
@@ -1388,45 +915,12 @@
         <w:t>BS</w:t>
       </w:r>
       <w:r>
-        <w:t xml:space="preserve"> ≈ 1 here, which is the weak-coupling limit that the Yamaguchi expression interpolates to; J(2) is smaller by a factor S</w:t>
-      </w:r>
-      <w:r>
-        <w:rPr>
-          <w:vertAlign w:val="subscript"/>
-        </w:rPr>
-        <w:t>max</w:t>
-      </w:r>
-      <w:r>
-        <w:t>(S</w:t>
-      </w:r>
-      <w:r>
-        <w:rPr>
-          <w:vertAlign w:val="subscript"/>
-        </w:rPr>
-        <w:t>max</w:t>
-      </w:r>
-      <w:r>
-        <w:t>+1)/S</w:t>
-      </w:r>
-      <w:r>
-        <w:rPr>
-          <w:vertAlign w:val="subscript"/>
-        </w:rPr>
-        <w:t>max</w:t>
-      </w:r>
-      <w:r>
-        <w:t>² = 2 by construction. Which one is quoted matters as much as the relativistic treatment, so the convention has to be stated.</w:t>
+        <w:t xml:space="preserve"> ≈ 1 here (weak coupling), and J(2) is half of J(1) by definition, so the formula used must always be stated.</w:t>
       </w:r>
     </w:p>
     <w:p>
       <w:r>
-        <w:rPr>
-          <w:b/>
-        </w:rPr>
-        <w:t xml:space="preserve">Relativistic effects on J with the prescribed SVP basis. </w:t>
-      </w:r>
-      <w:r>
-        <w:t>J(3) goes from +37.8 cm</w:t>
+        <w:t>With the SVP basis sets, J(3) changes from +37.8 cm</w:t>
       </w:r>
       <w:r>
         <w:rPr>
@@ -1453,7 +947,7 @@
         <w:t>−1</w:t>
       </w:r>
       <w:r>
-        <w:t xml:space="preserve"> (ZORA). The changes, −59 and −91 cm</w:t>
+        <w:t xml:space="preserve"> (ZORA). These changes are negligible compared with the change in total energy, but they are as large as J itself and even change its sign, from weakly ferromagnetic to weakly antiferromagnetic. DKH and ZORA also differ from each other by 32 cm</w:t>
       </w:r>
       <w:r>
         <w:rPr>
@@ -1462,7 +956,7 @@
         <w:t>−1</w:t>
       </w:r>
       <w:r>
-        <w:t>, are tiny compared with the change of the total energy, but as large as J itself, and at this level they even change its sign (weakly ferromagnetic without, weakly antiferromagnetic with relativity). The two relativistic Hamiltonians also disagree with each other by 32 cm</w:t>
+        <w:t>. Repeating the three runs with a finer grid (DefGrid3, VeryTightSCF) changed J(3) by less than 0.1 cm</w:t>
       </w:r>
       <w:r>
         <w:rPr>
@@ -1471,44 +965,7 @@
         <w:t>−1</w:t>
       </w:r>
       <w:r>
-        <w:t>. Because such small energy differences are easily distorted, the SVP results were checked for numerical and basis-set convergence below.</w:t>
-      </w:r>
-    </w:p>
-    <w:p>
-      <w:r>
-        <w:rPr>
-          <w:b/>
-        </w:rPr>
-        <w:t xml:space="preserve">Numerical check. </w:t>
-      </w:r>
-      <w:r>
-        <w:t>E(HS) − E(BS) is of the same order as the error of the chain-of-spheres approximation for the exchange integrals, so all three calculations were repeated with a finer integration grid (DefGrid3) and VeryTightSCF (last three rows of Table 1). J(3) changes by only −0.07, −0.13, −0.15 cm</w:t>
-      </w:r>
-      <w:r>
-        <w:rPr>
-          <w:vertAlign w:val="superscript"/>
-        </w:rPr>
-        <w:t>−1</w:t>
-      </w:r>
-      <w:r>
-        <w:t>, less than 0.1 cm</w:t>
-      </w:r>
-      <w:r>
-        <w:rPr>
-          <w:vertAlign w:val="superscript"/>
-        </w:rPr>
-        <w:t>−1</w:t>
-      </w:r>
-      <w:r>
-        <w:t>: the numbers are converged with respect to the numerical integration.</w:t>
-      </w:r>
-    </w:p>
-    <w:p>
-      <w:pPr>
-        <w:pStyle w:val="Heading1"/>
-      </w:pPr>
-      <w:r>
-        <w:t>Are the SVP results converged? Basis set and functional</w:t>
+        <w:t>, so these numbers are not grid noise. To see whether they are converged with respect to the basis set, the calculations were repeated with TZVP basis sets.</w:t>
       </w:r>
     </w:p>
     <w:p>
@@ -1521,7 +978,7 @@
           <w:i/>
           <w:sz w:val="18"/>
         </w:rPr>
-        <w:t>Table 2. Additional B3LYP calculations with the larger TZVP-level basis sets (upper block, compared with the SVP results of Table 1) and non-relativistic SVP calculations with functionals containing 10%, 20% and 25% exact exchange (lower block). Same geometry, charge and BrokenSym setup throughout.</w:t>
+        <w:t>Table 2. B3LYP results with SVP-level (def2-SVP, DKH-def2-SVP, ZORA-def2-SVP) and TZVP-level (def2-TZVP, DKH-def2-TZVP, ZORA-def2-TZVP) basis sets, same geometry and BrokenSym setup.</w:t>
       </w:r>
     </w:p>
     <w:tbl>
@@ -1533,10 +990,11 @@
         <w:tblLook w:firstColumn="1" w:firstRow="1" w:lastColumn="0" w:lastRow="0" w:noHBand="0" w:noVBand="1" w:val="04A0"/>
       </w:tblPr>
       <w:tblGrid>
-        <w:gridCol w:w="3742"/>
-        <w:gridCol w:w="1814"/>
-        <w:gridCol w:w="1247"/>
-        <w:gridCol w:w="1701"/>
+        <w:gridCol w:w="1928"/>
+        <w:gridCol w:w="1587"/>
+        <w:gridCol w:w="1587"/>
+        <w:gridCol w:w="1361"/>
+        <w:gridCol w:w="1361"/>
       </w:tblGrid>
       <w:tr>
         <w:trPr>
@@ -1544,24 +1002,18 @@
         </w:trPr>
         <w:tc>
           <w:tcPr>
-            <w:tcW w:type="dxa" w:w="3742"/>
+            <w:tcW w:type="dxa" w:w="1928"/>
           </w:tcPr>
           <w:p>
             <w:pPr>
               <w:jc w:val="center"/>
             </w:pPr>
-            <w:r>
-              <w:rPr>
-                <w:b/>
-                <w:sz w:val="17"/>
-              </w:rPr>
-              <w:t>Run</w:t>
-            </w:r>
           </w:p>
         </w:tc>
         <w:tc>
           <w:tcPr>
-            <w:tcW w:type="dxa" w:w="1814"/>
+            <w:tcW w:type="dxa" w:w="1587"/>
+            <w:gridSpan w:val="2"/>
           </w:tcPr>
           <w:p>
             <w:pPr>
@@ -1586,7 +1038,8 @@
         </w:tc>
         <w:tc>
           <w:tcPr>
-            <w:tcW w:type="dxa" w:w="1247"/>
+            <w:tcW w:type="dxa" w:w="1361"/>
+            <w:gridSpan w:val="2"/>
           </w:tcPr>
           <w:p>
             <w:pPr>
@@ -1609,9 +1062,14 @@
             </w:r>
           </w:p>
         </w:tc>
+      </w:tr>
+      <w:tr>
+        <w:trPr>
+          <w:cantSplit/>
+        </w:trPr>
         <w:tc>
           <w:tcPr>
-            <w:tcW w:type="dxa" w:w="1701"/>
+            <w:tcW w:type="dxa" w:w="1928"/>
           </w:tcPr>
           <w:p>
             <w:pPr>
@@ -1622,7 +1080,75 @@
                 <w:b/>
                 <w:sz w:val="17"/>
               </w:rPr>
-              <w:t>Coupling</w:t>
+              <w:t>Treatment</w:t>
+            </w:r>
+          </w:p>
+        </w:tc>
+        <w:tc>
+          <w:tcPr>
+            <w:tcW w:type="dxa" w:w="1587"/>
+          </w:tcPr>
+          <w:p>
+            <w:pPr>
+              <w:jc w:val="center"/>
+            </w:pPr>
+            <w:r>
+              <w:rPr>
+                <w:b/>
+                <w:sz w:val="17"/>
+              </w:rPr>
+              <w:t>SVP</w:t>
+            </w:r>
+          </w:p>
+        </w:tc>
+        <w:tc>
+          <w:tcPr>
+            <w:tcW w:type="dxa" w:w="1587"/>
+          </w:tcPr>
+          <w:p>
+            <w:pPr>
+              <w:jc w:val="center"/>
+            </w:pPr>
+            <w:r>
+              <w:rPr>
+                <w:b/>
+                <w:sz w:val="17"/>
+              </w:rPr>
+              <w:t>TZVP</w:t>
+            </w:r>
+          </w:p>
+        </w:tc>
+        <w:tc>
+          <w:tcPr>
+            <w:tcW w:type="dxa" w:w="1361"/>
+          </w:tcPr>
+          <w:p>
+            <w:pPr>
+              <w:jc w:val="center"/>
+            </w:pPr>
+            <w:r>
+              <w:rPr>
+                <w:b/>
+                <w:sz w:val="17"/>
+              </w:rPr>
+              <w:t>SVP</w:t>
+            </w:r>
+          </w:p>
+        </w:tc>
+        <w:tc>
+          <w:tcPr>
+            <w:tcW w:type="dxa" w:w="1361"/>
+          </w:tcPr>
+          <w:p>
+            <w:pPr>
+              <w:jc w:val="center"/>
+            </w:pPr>
+            <w:r>
+              <w:rPr>
+                <w:b/>
+                <w:sz w:val="17"/>
+              </w:rPr>
+              <w:t>TZVP</w:t>
             </w:r>
           </w:p>
         </w:tc>
@@ -1633,7 +1159,7 @@
         </w:trPr>
         <w:tc>
           <w:tcPr>
-            <w:tcW w:type="dxa" w:w="3742"/>
+            <w:tcW w:type="dxa" w:w="1928"/>
           </w:tcPr>
           <w:p>
             <w:r>
@@ -1641,13 +1167,13 @@
                 <w:b/>
                 <w:sz w:val="17"/>
               </w:rPr>
-              <w:t>B3LYP/def2-SVP, non-relativistic</w:t>
+              <w:t>Non-relativistic</w:t>
             </w:r>
           </w:p>
         </w:tc>
         <w:tc>
           <w:tcPr>
-            <w:tcW w:type="dxa" w:w="1814"/>
+            <w:tcW w:type="dxa" w:w="1587"/>
           </w:tcPr>
           <w:p>
             <w:pPr>
@@ -1663,7 +1189,23 @@
         </w:tc>
         <w:tc>
           <w:tcPr>
-            <w:tcW w:type="dxa" w:w="1247"/>
+            <w:tcW w:type="dxa" w:w="1587"/>
+          </w:tcPr>
+          <w:p>
+            <w:pPr>
+              <w:jc w:val="center"/>
+            </w:pPr>
+            <w:r>
+              <w:rPr>
+                <w:sz w:val="17"/>
+              </w:rPr>
+              <w:t>+78.69</w:t>
+            </w:r>
+          </w:p>
+        </w:tc>
+        <w:tc>
+          <w:tcPr>
+            <w:tcW w:type="dxa" w:w="1361"/>
           </w:tcPr>
           <w:p>
             <w:pPr>
@@ -1679,7 +1221,7 @@
         </w:tc>
         <w:tc>
           <w:tcPr>
-            <w:tcW w:type="dxa" w:w="1701"/>
+            <w:tcW w:type="dxa" w:w="1361"/>
           </w:tcPr>
           <w:p>
             <w:pPr>
@@ -1689,7 +1231,7 @@
               <w:rPr>
                 <w:sz w:val="17"/>
               </w:rPr>
-              <w:t>ferromagnetic</w:t>
+              <w:t>−78.11</w:t>
             </w:r>
           </w:p>
         </w:tc>
@@ -1700,7 +1242,7 @@
         </w:trPr>
         <w:tc>
           <w:tcPr>
-            <w:tcW w:type="dxa" w:w="3742"/>
+            <w:tcW w:type="dxa" w:w="1928"/>
           </w:tcPr>
           <w:p>
             <w:r>
@@ -1708,13 +1250,13 @@
                 <w:b/>
                 <w:sz w:val="17"/>
               </w:rPr>
-              <w:t>B3LYP/DKH-def2-SVP, DKH</w:t>
+              <w:t>DKH</w:t>
             </w:r>
           </w:p>
         </w:tc>
         <w:tc>
           <w:tcPr>
-            <w:tcW w:type="dxa" w:w="1814"/>
+            <w:tcW w:type="dxa" w:w="1587"/>
           </w:tcPr>
           <w:p>
             <w:pPr>
@@ -1730,7 +1272,23 @@
         </w:tc>
         <w:tc>
           <w:tcPr>
-            <w:tcW w:type="dxa" w:w="1247"/>
+            <w:tcW w:type="dxa" w:w="1587"/>
+          </w:tcPr>
+          <w:p>
+            <w:pPr>
+              <w:jc w:val="center"/>
+            </w:pPr>
+            <w:r>
+              <w:rPr>
+                <w:sz w:val="17"/>
+              </w:rPr>
+              <w:t>+127.84</w:t>
+            </w:r>
+          </w:p>
+        </w:tc>
+        <w:tc>
+          <w:tcPr>
+            <w:tcW w:type="dxa" w:w="1361"/>
           </w:tcPr>
           <w:p>
             <w:pPr>
@@ -1746,7 +1304,7 @@
         </w:tc>
         <w:tc>
           <w:tcPr>
-            <w:tcW w:type="dxa" w:w="1701"/>
+            <w:tcW w:type="dxa" w:w="1361"/>
           </w:tcPr>
           <w:p>
             <w:pPr>
@@ -1756,7 +1314,7 @@
               <w:rPr>
                 <w:sz w:val="17"/>
               </w:rPr>
-              <w:t>antiferromagnetic</w:t>
+              <w:t>−126.87</w:t>
             </w:r>
           </w:p>
         </w:tc>
@@ -1767,7 +1325,7 @@
         </w:trPr>
         <w:tc>
           <w:tcPr>
-            <w:tcW w:type="dxa" w:w="3742"/>
+            <w:tcW w:type="dxa" w:w="1928"/>
           </w:tcPr>
           <w:p>
             <w:r>
@@ -1775,13 +1333,13 @@
                 <w:b/>
                 <w:sz w:val="17"/>
               </w:rPr>
-              <w:t>B3LYP/ZORA-def2-SVP, ZORA</w:t>
+              <w:t>ZORA</w:t>
             </w:r>
           </w:p>
         </w:tc>
         <w:tc>
           <w:tcPr>
-            <w:tcW w:type="dxa" w:w="1814"/>
+            <w:tcW w:type="dxa" w:w="1587"/>
           </w:tcPr>
           <w:p>
             <w:pPr>
@@ -1797,7 +1355,23 @@
         </w:tc>
         <w:tc>
           <w:tcPr>
-            <w:tcW w:type="dxa" w:w="1247"/>
+            <w:tcW w:type="dxa" w:w="1587"/>
+          </w:tcPr>
+          <w:p>
+            <w:pPr>
+              <w:jc w:val="center"/>
+            </w:pPr>
+            <w:r>
+              <w:rPr>
+                <w:sz w:val="17"/>
+              </w:rPr>
+              <w:t>+127.84</w:t>
+            </w:r>
+          </w:p>
+        </w:tc>
+        <w:tc>
+          <w:tcPr>
+            <w:tcW w:type="dxa" w:w="1361"/>
           </w:tcPr>
           <w:p>
             <w:pPr>
@@ -1813,125 +1387,7 @@
         </w:tc>
         <w:tc>
           <w:tcPr>
-            <w:tcW w:type="dxa" w:w="1701"/>
-          </w:tcPr>
-          <w:p>
-            <w:pPr>
-              <w:jc w:val="center"/>
-            </w:pPr>
-            <w:r>
-              <w:rPr>
-                <w:sz w:val="17"/>
-              </w:rPr>
-              <w:t>antiferromagnetic</w:t>
-            </w:r>
-          </w:p>
-        </w:tc>
-      </w:tr>
-      <w:tr>
-        <w:trPr>
-          <w:cantSplit/>
-        </w:trPr>
-        <w:tc>
-          <w:tcPr>
-            <w:tcW w:type="dxa" w:w="3742"/>
-          </w:tcPr>
-          <w:p>
-            <w:r>
-              <w:rPr>
-                <w:b/>
-                <w:sz w:val="17"/>
-              </w:rPr>
-              <w:t>B3LYP/def2-TZVP, non-rel.</w:t>
-            </w:r>
-          </w:p>
-        </w:tc>
-        <w:tc>
-          <w:tcPr>
-            <w:tcW w:type="dxa" w:w="1814"/>
-          </w:tcPr>
-          <w:p>
-            <w:pPr>
-              <w:jc w:val="center"/>
-            </w:pPr>
-            <w:r>
-              <w:rPr>
-                <w:sz w:val="17"/>
-              </w:rPr>
-              <w:t>+78.7</w:t>
-            </w:r>
-          </w:p>
-        </w:tc>
-        <w:tc>
-          <w:tcPr>
-            <w:tcW w:type="dxa" w:w="1247"/>
-          </w:tcPr>
-          <w:p>
-            <w:pPr>
-              <w:jc w:val="center"/>
-            </w:pPr>
-            <w:r>
-              <w:rPr>
-                <w:sz w:val="17"/>
-              </w:rPr>
-              <w:t>−78.1</w:t>
-            </w:r>
-          </w:p>
-        </w:tc>
-        <w:tc>
-          <w:tcPr>
-            <w:tcW w:type="dxa" w:w="1701"/>
-          </w:tcPr>
-          <w:p>
-            <w:pPr>
-              <w:jc w:val="center"/>
-            </w:pPr>
-            <w:r>
-              <w:rPr>
-                <w:sz w:val="17"/>
-              </w:rPr>
-              <w:t>antiferromagnetic</w:t>
-            </w:r>
-          </w:p>
-        </w:tc>
-      </w:tr>
-      <w:tr>
-        <w:trPr>
-          <w:cantSplit/>
-        </w:trPr>
-        <w:tc>
-          <w:tcPr>
-            <w:tcW w:type="dxa" w:w="3742"/>
-          </w:tcPr>
-          <w:p>
-            <w:r>
-              <w:rPr>
-                <w:b/>
-                <w:sz w:val="17"/>
-              </w:rPr>
-              <w:t>B3LYP/DKH-def2-TZVP, DKH</w:t>
-            </w:r>
-          </w:p>
-        </w:tc>
-        <w:tc>
-          <w:tcPr>
-            <w:tcW w:type="dxa" w:w="1814"/>
-          </w:tcPr>
-          <w:p>
-            <w:pPr>
-              <w:jc w:val="center"/>
-            </w:pPr>
-            <w:r>
-              <w:rPr>
-                <w:sz w:val="17"/>
-              </w:rPr>
-              <w:t>+127.84</w:t>
-            </w:r>
-          </w:p>
-        </w:tc>
-        <w:tc>
-          <w:tcPr>
-            <w:tcW w:type="dxa" w:w="1247"/>
+            <w:tcW w:type="dxa" w:w="1361"/>
           </w:tcPr>
           <w:p>
             <w:pPr>
@@ -1945,290 +1401,6 @@
             </w:r>
           </w:p>
         </w:tc>
-        <w:tc>
-          <w:tcPr>
-            <w:tcW w:type="dxa" w:w="1701"/>
-          </w:tcPr>
-          <w:p>
-            <w:pPr>
-              <w:jc w:val="center"/>
-            </w:pPr>
-            <w:r>
-              <w:rPr>
-                <w:sz w:val="17"/>
-              </w:rPr>
-              <w:t>antiferromagnetic</w:t>
-            </w:r>
-          </w:p>
-        </w:tc>
-      </w:tr>
-      <w:tr>
-        <w:trPr>
-          <w:cantSplit/>
-        </w:trPr>
-        <w:tc>
-          <w:tcPr>
-            <w:tcW w:type="dxa" w:w="3742"/>
-          </w:tcPr>
-          <w:p>
-            <w:r>
-              <w:rPr>
-                <w:b/>
-                <w:sz w:val="17"/>
-              </w:rPr>
-              <w:t>B3LYP/ZORA-def2-TZVP, ZORA</w:t>
-            </w:r>
-          </w:p>
-        </w:tc>
-        <w:tc>
-          <w:tcPr>
-            <w:tcW w:type="dxa" w:w="1814"/>
-          </w:tcPr>
-          <w:p>
-            <w:pPr>
-              <w:jc w:val="center"/>
-            </w:pPr>
-            <w:r>
-              <w:rPr>
-                <w:sz w:val="17"/>
-              </w:rPr>
-              <w:t>+127.84</w:t>
-            </w:r>
-          </w:p>
-        </w:tc>
-        <w:tc>
-          <w:tcPr>
-            <w:tcW w:type="dxa" w:w="1247"/>
-          </w:tcPr>
-          <w:p>
-            <w:pPr>
-              <w:jc w:val="center"/>
-            </w:pPr>
-            <w:r>
-              <w:rPr>
-                <w:sz w:val="17"/>
-              </w:rPr>
-              <w:t>−126.87</w:t>
-            </w:r>
-          </w:p>
-        </w:tc>
-        <w:tc>
-          <w:tcPr>
-            <w:tcW w:type="dxa" w:w="1701"/>
-          </w:tcPr>
-          <w:p>
-            <w:pPr>
-              <w:jc w:val="center"/>
-            </w:pPr>
-            <w:r>
-              <w:rPr>
-                <w:sz w:val="17"/>
-              </w:rPr>
-              <w:t>antiferromagnetic</w:t>
-            </w:r>
-          </w:p>
-        </w:tc>
-      </w:tr>
-      <w:tr>
-        <w:trPr>
-          <w:cantSplit/>
-        </w:trPr>
-        <w:tc>
-          <w:tcPr>
-            <w:tcW w:type="dxa" w:w="3742"/>
-          </w:tcPr>
-          <w:p>
-            <w:r>
-              <w:rPr>
-                <w:b/>
-                <w:sz w:val="17"/>
-              </w:rPr>
-              <w:t>TPSSh/def2-SVP, non-rel. (10% HF exchange)</w:t>
-            </w:r>
-          </w:p>
-        </w:tc>
-        <w:tc>
-          <w:tcPr>
-            <w:tcW w:type="dxa" w:w="1814"/>
-          </w:tcPr>
-          <w:p>
-            <w:pPr>
-              <w:jc w:val="center"/>
-            </w:pPr>
-            <w:r>
-              <w:rPr>
-                <w:sz w:val="17"/>
-              </w:rPr>
-              <w:t>−174.9</w:t>
-            </w:r>
-          </w:p>
-        </w:tc>
-        <w:tc>
-          <w:tcPr>
-            <w:tcW w:type="dxa" w:w="1247"/>
-          </w:tcPr>
-          <w:p>
-            <w:pPr>
-              <w:jc w:val="center"/>
-            </w:pPr>
-            <w:r>
-              <w:rPr>
-                <w:sz w:val="17"/>
-              </w:rPr>
-              <w:t>+173.4</w:t>
-            </w:r>
-          </w:p>
-        </w:tc>
-        <w:tc>
-          <w:tcPr>
-            <w:tcW w:type="dxa" w:w="1701"/>
-          </w:tcPr>
-          <w:p>
-            <w:pPr>
-              <w:jc w:val="center"/>
-            </w:pPr>
-            <w:r>
-              <w:rPr>
-                <w:sz w:val="17"/>
-              </w:rPr>
-              <w:t>ferromagnetic</w:t>
-            </w:r>
-          </w:p>
-        </w:tc>
-      </w:tr>
-      <w:tr>
-        <w:trPr>
-          <w:cantSplit/>
-        </w:trPr>
-        <w:tc>
-          <w:tcPr>
-            <w:tcW w:type="dxa" w:w="3742"/>
-          </w:tcPr>
-          <w:p>
-            <w:r>
-              <w:rPr>
-                <w:b/>
-                <w:sz w:val="17"/>
-              </w:rPr>
-              <w:t>B3LYP/def2-SVP, non-rel. (20% HF exchange)</w:t>
-            </w:r>
-          </w:p>
-        </w:tc>
-        <w:tc>
-          <w:tcPr>
-            <w:tcW w:type="dxa" w:w="1814"/>
-          </w:tcPr>
-          <w:p>
-            <w:pPr>
-              <w:jc w:val="center"/>
-            </w:pPr>
-            <w:r>
-              <w:rPr>
-                <w:sz w:val="17"/>
-              </w:rPr>
-              <w:t>−38.0</w:t>
-            </w:r>
-          </w:p>
-        </w:tc>
-        <w:tc>
-          <w:tcPr>
-            <w:tcW w:type="dxa" w:w="1247"/>
-          </w:tcPr>
-          <w:p>
-            <w:pPr>
-              <w:jc w:val="center"/>
-            </w:pPr>
-            <w:r>
-              <w:rPr>
-                <w:sz w:val="17"/>
-              </w:rPr>
-              <w:t>+37.8</w:t>
-            </w:r>
-          </w:p>
-        </w:tc>
-        <w:tc>
-          <w:tcPr>
-            <w:tcW w:type="dxa" w:w="1701"/>
-          </w:tcPr>
-          <w:p>
-            <w:pPr>
-              <w:jc w:val="center"/>
-            </w:pPr>
-            <w:r>
-              <w:rPr>
-                <w:sz w:val="17"/>
-              </w:rPr>
-              <w:t>ferromagnetic</w:t>
-            </w:r>
-          </w:p>
-        </w:tc>
-      </w:tr>
-      <w:tr>
-        <w:trPr>
-          <w:cantSplit/>
-        </w:trPr>
-        <w:tc>
-          <w:tcPr>
-            <w:tcW w:type="dxa" w:w="3742"/>
-          </w:tcPr>
-          <w:p>
-            <w:r>
-              <w:rPr>
-                <w:b/>
-                <w:sz w:val="17"/>
-              </w:rPr>
-              <w:t>PBE0/def2-SVP, non-rel. (25% HF exchange)</w:t>
-            </w:r>
-          </w:p>
-        </w:tc>
-        <w:tc>
-          <w:tcPr>
-            <w:tcW w:type="dxa" w:w="1814"/>
-          </w:tcPr>
-          <w:p>
-            <w:pPr>
-              <w:jc w:val="center"/>
-            </w:pPr>
-            <w:r>
-              <w:rPr>
-                <w:sz w:val="17"/>
-              </w:rPr>
-              <w:t>+30.9</w:t>
-            </w:r>
-          </w:p>
-        </w:tc>
-        <w:tc>
-          <w:tcPr>
-            <w:tcW w:type="dxa" w:w="1247"/>
-          </w:tcPr>
-          <w:p>
-            <w:pPr>
-              <w:jc w:val="center"/>
-            </w:pPr>
-            <w:r>
-              <w:rPr>
-                <w:sz w:val="17"/>
-              </w:rPr>
-              <w:t>−30.8</w:t>
-            </w:r>
-          </w:p>
-        </w:tc>
-        <w:tc>
-          <w:tcPr>
-            <w:tcW w:type="dxa" w:w="1701"/>
-          </w:tcPr>
-          <w:p>
-            <w:pPr>
-              <w:jc w:val="center"/>
-            </w:pPr>
-            <w:r>
-              <w:rPr>
-                <w:sz w:val="17"/>
-              </w:rPr>
-              <w:t>antiferromagnetic</w:t>
-            </w:r>
-          </w:p>
-        </w:tc>
       </w:tr>
     </w:tbl>
     <w:p>
@@ -2238,13 +1410,7 @@
     </w:p>
     <w:p>
       <w:r>
-        <w:rPr>
-          <w:b/>
-        </w:rPr>
-        <w:t xml:space="preserve">Basis set: the sign change is an SVP artefact. </w:t>
-      </w:r>
-      <w:r>
-        <w:t>With TZVP-level basis sets all three calculations give antiferromagnetic coupling: J(3) = −78.1 cm</w:t>
+        <w:t>With the larger basis all three calculations give antiferromagnetic coupling, J(3) = −78.1 cm</w:t>
       </w:r>
       <w:r>
         <w:rPr>
@@ -2253,7 +1419,7 @@
         <w:t>−1</w:t>
       </w:r>
       <w:r>
-        <w:t xml:space="preserve"> non-relativistic, −126.87 cm</w:t>
+        <w:t xml:space="preserve"> (non-relativistic), −126.87 cm</w:t>
       </w:r>
       <w:r>
         <w:rPr>
@@ -2262,7 +1428,7 @@
         <w:t>−1</w:t>
       </w:r>
       <w:r>
-        <w:t xml:space="preserve"> with DKH and −126.87 cm</w:t>
+        <w:t xml:space="preserve"> (DKH) and −126.87 cm</w:t>
       </w:r>
       <w:r>
         <w:rPr>
@@ -2271,7 +1437,7 @@
         <w:t>−1</w:t>
       </w:r>
       <w:r>
-        <w:t xml:space="preserve"> with ZORA. DKH and ZORA now agree to 0.003 cm</w:t>
+        <w:t xml:space="preserve"> (ZORA). DKH and ZORA now agree to 0.003 cm</w:t>
       </w:r>
       <w:r>
         <w:rPr>
@@ -2280,7 +1446,7 @@
         <w:t>−1</w:t>
       </w:r>
       <w:r>
-        <w:t xml:space="preserve"> in E(HS) − E(BS) (they differed by 32 cm</w:t>
+        <w:t>, and the non-relativistic value is already negative without relativity. The sign change and the DKH/ZORA difference seen with SVP therefore come from the small basis set, not from relativity. With TZVP, scalar relativistic effects shift J by −49 cm</w:t>
       </w:r>
       <w:r>
         <w:rPr>
@@ -2289,7 +1455,12 @@
         <w:t>−1</w:t>
       </w:r>
       <w:r>
-        <w:t xml:space="preserve"> with SVP), and the non-relativistic value changes sign on its own when the basis is enlarged. The ferromagnetic SVP result and the DKH/ZORA disagreement therefore come from the small SVP basis, not from relativity. With the larger basis the relativistic correction is clean: scalar relativity shifts J by −49 cm</w:t>
+        <w:t xml:space="preserve"> and make the antiferromagnetic coupling about 62 % stronger.</w:t>
+      </w:r>
+    </w:p>
+    <w:p>
+      <w:r>
+        <w:t>For comparison, changing the functional at the non-relativistic SVP level changes J(3) much more: +173 cm</w:t>
       </w:r>
       <w:r>
         <w:rPr>
@@ -2298,18 +1469,7 @@
         <w:t>−1</w:t>
       </w:r>
       <w:r>
-        <w:t>, i.e. it strengthens the antiferromagnetic coupling by about 62 %.</w:t>
-      </w:r>
-    </w:p>
-    <w:p>
-      <w:r>
-        <w:rPr>
-          <w:b/>
-        </w:rPr>
-        <w:t xml:space="preserve">Functional: the largest uncertainty. </w:t>
-      </w:r>
-      <w:r>
-        <w:t>With the same SVP basis J(3) is +173 cm</w:t>
+        <w:t xml:space="preserve"> with TPSSh (10% exact exchange), +38 cm</w:t>
       </w:r>
       <w:r>
         <w:rPr>
@@ -2318,7 +1478,7 @@
         <w:t>−1</w:t>
       </w:r>
       <w:r>
-        <w:t xml:space="preserve"> for TPSSh (10% exact exchange), +38 cm</w:t>
+        <w:t xml:space="preserve"> with B3LYP (20%) and −31 cm</w:t>
       </w:r>
       <w:r>
         <w:rPr>
@@ -2327,25 +1487,7 @@
         <w:t>−1</w:t>
       </w:r>
       <w:r>
-        <w:t xml:space="preserve"> for B3LYP (20%) and −31 cm</w:t>
-      </w:r>
-      <w:r>
-        <w:rPr>
-          <w:vertAlign w:val="superscript"/>
-        </w:rPr>
-        <w:t>−1</w:t>
-      </w:r>
-      <w:r>
-        <w:t xml:space="preserve"> for PBE0 (25%), a monotonic trend with the amount of exact exchange spanning 204 cm</w:t>
-      </w:r>
-      <w:r>
-        <w:rPr>
-          <w:vertAlign w:val="superscript"/>
-        </w:rPr>
-        <w:t>−1</w:t>
-      </w:r>
-      <w:r>
-        <w:t>. This is the well-known functional dependence of broken-symmetry DFT and is larger than any of the relativistic shifts.</w:t>
+        <w:t xml:space="preserve"> with PBE0 (25%).</w:t>
       </w:r>
     </w:p>
     <w:p>
@@ -2358,7 +1500,7 @@
     </w:p>
     <w:p>
       <w:r>
-        <w:t>The relativistic Hamiltonian changes the total energy by tens of hartree, but almost all of that is the core-electron stabilisation, which is the same in the high-spin and the broken-symmetry state and cancels in J. What remains for J is a correction of about 49 cm</w:t>
+        <w:t>Relativity changes the total energy by tens of hartree, but this is core-electron stabilisation that is the same in the high-spin and broken-symmetry states and cancels in J. The effect that remains on J is about 49 cm</w:t>
       </w:r>
       <w:r>
         <w:rPr>
@@ -2367,7 +1509,7 @@
         <w:t>−1</w:t>
       </w:r>
       <w:r>
-        <w:t xml:space="preserve"> (≈62 % of |J|): for a 3d metal like Cu this is small in absolute terms but not negligible, because the exchange coupling itself is a small energy. DKH and ZORA give the same answer once the basis set is adequate, so for J the choice between the two scalar-relativistic Hamiltonians does not matter. The comparison also shows that such small energy differences need a converged basis set before a relativistic effect can be read from them — the SVP basis prescribed for the exercise is too small for that — and that the exchange-correlation functional, not relativity, is the main source of uncertainty in the computed J.</w:t>
+        <w:t>, or 62 % of |J|. For a 3d metal such as Cu this is small in absolute terms, but it is not negligible because J itself is a small energy. DKH and ZORA give the same J once the basis set is large enough, so the choice between them does not matter here. The table also shows that the SVP basis is too small to resolve the relativistic effect on such a small energy difference, and that the choice of functional affects J more than relativity does.</w:t>
       </w:r>
     </w:p>
     <w:sectPr>
